--- a/ENGSE207-Software Architecture _Plan_2-68.docx
+++ b/ENGSE207-Software Architecture _Plan_2-68.docx
@@ -268,8 +268,8 @@
         <w:rPr>
           <w:noProof/>
         </w:rPr>
-        <w:pict w14:anchorId="3D17488D">
-          <v:rect id="_x0000_i1032" alt="" style="width:451.6pt;height:.05pt;mso-width-percent:0;mso-height-percent:0;mso-width-percent:0;mso-height-percent:0" o:hrpct="965" o:hralign="center" o:hrstd="t" o:hr="t" fillcolor="#a0a0a0" stroked="f"/>
+        <w:pict w14:anchorId="2DED9196">
+          <v:rect id="_x0000_i1032" alt="" style="width:435.7pt;height:.05pt;mso-width-percent:0;mso-height-percent:0;mso-width-percent:0;mso-height-percent:0" o:hrpct="931" o:hralign="center" o:hrstd="t" o:hr="t" fillcolor="#a0a0a0" stroked="f"/>
         </w:pict>
       </w:r>
     </w:p>
@@ -330,8 +330,8 @@
         <w:rPr>
           <w:noProof/>
         </w:rPr>
-        <w:pict w14:anchorId="41E5DBC7">
-          <v:rect id="_x0000_i1031" alt="" style="width:451.6pt;height:.05pt;mso-width-percent:0;mso-height-percent:0;mso-width-percent:0;mso-height-percent:0" o:hrpct="965" o:hralign="center" o:hrstd="t" o:hr="t" fillcolor="#a0a0a0" stroked="f"/>
+        <w:pict w14:anchorId="46E8330B">
+          <v:rect id="_x0000_i1031" alt="" style="width:435.7pt;height:.05pt;mso-width-percent:0;mso-height-percent:0;mso-width-percent:0;mso-height-percent:0" o:hrpct="931" o:hralign="center" o:hrstd="t" o:hr="t" fillcolor="#a0a0a0" stroked="f"/>
         </w:pict>
       </w:r>
     </w:p>
@@ -549,8 +549,8 @@
         <w:rPr>
           <w:noProof/>
         </w:rPr>
-        <w:pict w14:anchorId="4024F60F">
-          <v:rect id="_x0000_i1030" alt="" style="width:451.6pt;height:.05pt;mso-width-percent:0;mso-height-percent:0;mso-width-percent:0;mso-height-percent:0" o:hrpct="965" o:hralign="center" o:hrstd="t" o:hr="t" fillcolor="#a0a0a0" stroked="f"/>
+        <w:pict w14:anchorId="020C3400">
+          <v:rect id="_x0000_i1030" alt="" style="width:435.7pt;height:.05pt;mso-width-percent:0;mso-height-percent:0;mso-width-percent:0;mso-height-percent:0" o:hrpct="931" o:hralign="center" o:hrstd="t" o:hr="t" fillcolor="#a0a0a0" stroked="f"/>
         </w:pict>
       </w:r>
     </w:p>
@@ -1018,6 +1018,26 @@
             <w:r>
               <w:rPr>
                 <w:rFonts w:ascii="Sarabun" w:eastAsia="Sarabun" w:hAnsi="Sarabun" w:cs="Sarabun"/>
+                <w:b/>
+                <w:bCs/>
+                <w:sz w:val="20"/>
+                <w:szCs w:val="20"/>
+              </w:rPr>
+              <w:br/>
+            </w:r>
+            <w:r>
+              <w:rPr>
+                <w:rFonts w:ascii="Sarabun" w:eastAsia="Sarabun" w:hAnsi="Sarabun" w:cs="Sarabun"/>
+                <w:b/>
+                <w:bCs/>
+                <w:sz w:val="20"/>
+                <w:szCs w:val="20"/>
+              </w:rPr>
+              <w:br/>
+            </w:r>
+            <w:r>
+              <w:rPr>
+                <w:rFonts w:ascii="Sarabun" w:eastAsia="Sarabun" w:hAnsi="Sarabun" w:cs="Sarabun"/>
                 <w:sz w:val="20"/>
                 <w:szCs w:val="20"/>
               </w:rPr>
@@ -1100,6 +1120,22 @@
                 <w:szCs w:val="20"/>
               </w:rPr>
               <w:t>: ภาพรวม Software Architecture, Stakeholders, Views &amp; Viewpoints, ตัวอย่างสถาปัตยกรรมจากอุตสาหกรรม</w:t>
+            </w:r>
+            <w:r>
+              <w:rPr>
+                <w:rFonts w:ascii="Sarabun" w:eastAsia="Sarabun" w:hAnsi="Sarabun" w:cs="Sarabun"/>
+                <w:sz w:val="20"/>
+                <w:szCs w:val="20"/>
+              </w:rPr>
+              <w:br/>
+            </w:r>
+            <w:r>
+              <w:rPr>
+                <w:rFonts w:ascii="Sarabun" w:eastAsia="Sarabun" w:hAnsi="Sarabun" w:cs="Sarabun"/>
+                <w:sz w:val="20"/>
+                <w:szCs w:val="20"/>
+              </w:rPr>
+              <w:br/>
             </w:r>
             <w:r>
               <w:rPr>
@@ -1284,6 +1320,26 @@
             <w:r>
               <w:rPr>
                 <w:rFonts w:ascii="Sarabun" w:eastAsia="Sarabun" w:hAnsi="Sarabun" w:cs="Sarabun"/>
+                <w:b/>
+                <w:bCs/>
+                <w:sz w:val="20"/>
+                <w:szCs w:val="20"/>
+              </w:rPr>
+              <w:br/>
+            </w:r>
+            <w:r>
+              <w:rPr>
+                <w:rFonts w:ascii="Sarabun" w:eastAsia="Sarabun" w:hAnsi="Sarabun" w:cs="Sarabun"/>
+                <w:b/>
+                <w:bCs/>
+                <w:sz w:val="20"/>
+                <w:szCs w:val="20"/>
+              </w:rPr>
+              <w:br/>
+            </w:r>
+            <w:r>
+              <w:rPr>
+                <w:rFonts w:ascii="Sarabun" w:eastAsia="Sarabun" w:hAnsi="Sarabun" w:cs="Sarabun"/>
                 <w:sz w:val="20"/>
                 <w:szCs w:val="20"/>
               </w:rPr>
@@ -1366,6 +1422,22 @@
                 <w:szCs w:val="20"/>
               </w:rPr>
               <w:t>: Quality Attributes (Performance, Scalability, Reliability, Security, Modifiability, Usability ฯลฯ), Trade-offs เบื้องต้น, ตัวอย่าง Scenario Template</w:t>
+            </w:r>
+            <w:r>
+              <w:rPr>
+                <w:rFonts w:ascii="Sarabun" w:eastAsia="Sarabun" w:hAnsi="Sarabun" w:cs="Sarabun"/>
+                <w:sz w:val="20"/>
+                <w:szCs w:val="20"/>
+              </w:rPr>
+              <w:br/>
+            </w:r>
+            <w:r>
+              <w:rPr>
+                <w:rFonts w:ascii="Sarabun" w:eastAsia="Sarabun" w:hAnsi="Sarabun" w:cs="Sarabun"/>
+                <w:sz w:val="20"/>
+                <w:szCs w:val="20"/>
+              </w:rPr>
+              <w:br/>
             </w:r>
             <w:r>
               <w:rPr>
@@ -1560,6 +1632,16 @@
             <w:r>
               <w:rPr>
                 <w:rFonts w:ascii="Sarabun" w:eastAsia="Sarabun" w:hAnsi="Sarabun" w:cs="Sarabun"/>
+                <w:b/>
+                <w:bCs/>
+                <w:sz w:val="20"/>
+                <w:szCs w:val="20"/>
+              </w:rPr>
+              <w:br/>
+            </w:r>
+            <w:r>
+              <w:rPr>
+                <w:rFonts w:ascii="Sarabun" w:eastAsia="Sarabun" w:hAnsi="Sarabun" w:cs="Sarabun"/>
                 <w:sz w:val="20"/>
                 <w:szCs w:val="20"/>
               </w:rPr>
@@ -1868,6 +1950,16 @@
             <w:r>
               <w:rPr>
                 <w:rFonts w:ascii="Sarabun" w:eastAsia="Sarabun" w:hAnsi="Sarabun" w:cs="Sarabun"/>
+                <w:b/>
+                <w:bCs/>
+                <w:sz w:val="20"/>
+                <w:szCs w:val="20"/>
+              </w:rPr>
+              <w:br/>
+            </w:r>
+            <w:r>
+              <w:rPr>
+                <w:rFonts w:ascii="Sarabun" w:eastAsia="Sarabun" w:hAnsi="Sarabun" w:cs="Sarabun"/>
                 <w:sz w:val="20"/>
                 <w:szCs w:val="20"/>
               </w:rPr>
@@ -1954,6 +2046,16 @@
             <w:r>
               <w:rPr>
                 <w:rFonts w:ascii="Sarabun" w:eastAsia="Sarabun" w:hAnsi="Sarabun" w:cs="Sarabun"/>
+                <w:sz w:val="20"/>
+                <w:szCs w:val="20"/>
+              </w:rPr>
+              <w:br/>
+            </w:r>
+            <w:r>
+              <w:rPr>
+                <w:rFonts w:ascii="Sarabun" w:eastAsia="Sarabun" w:hAnsi="Sarabun" w:cs="Sarabun"/>
+                <w:b/>
+                <w:bCs/>
                 <w:sz w:val="20"/>
                 <w:szCs w:val="20"/>
               </w:rPr>
@@ -2150,6 +2252,26 @@
             <w:r>
               <w:rPr>
                 <w:rFonts w:ascii="Sarabun" w:eastAsia="Sarabun" w:hAnsi="Sarabun" w:cs="Sarabun"/>
+                <w:b/>
+                <w:bCs/>
+                <w:sz w:val="20"/>
+                <w:szCs w:val="20"/>
+              </w:rPr>
+              <w:br/>
+            </w:r>
+            <w:r>
+              <w:rPr>
+                <w:rFonts w:ascii="Sarabun" w:eastAsia="Sarabun" w:hAnsi="Sarabun" w:cs="Sarabun"/>
+                <w:b/>
+                <w:bCs/>
+                <w:sz w:val="20"/>
+                <w:szCs w:val="20"/>
+              </w:rPr>
+              <w:br/>
+            </w:r>
+            <w:r>
+              <w:rPr>
+                <w:rFonts w:ascii="Sarabun" w:eastAsia="Sarabun" w:hAnsi="Sarabun" w:cs="Sarabun"/>
                 <w:sz w:val="20"/>
                 <w:szCs w:val="20"/>
               </w:rPr>
@@ -2232,6 +2354,22 @@
                 <w:szCs w:val="20"/>
               </w:rPr>
               <w:t>: แนะนำ C4 Model (C1–C4), View/Viewpoint, การเลือกมุมมองให้เหมาะกับ Stakeholder แต่ละกลุ่ม</w:t>
+            </w:r>
+            <w:r>
+              <w:rPr>
+                <w:rFonts w:ascii="Sarabun" w:eastAsia="Sarabun" w:hAnsi="Sarabun" w:cs="Sarabun"/>
+                <w:sz w:val="20"/>
+                <w:szCs w:val="20"/>
+              </w:rPr>
+              <w:br/>
+            </w:r>
+            <w:r>
+              <w:rPr>
+                <w:rFonts w:ascii="Sarabun" w:eastAsia="Sarabun" w:hAnsi="Sarabun" w:cs="Sarabun"/>
+                <w:sz w:val="20"/>
+                <w:szCs w:val="20"/>
+              </w:rPr>
+              <w:br/>
             </w:r>
             <w:r>
               <w:rPr>
@@ -2416,6 +2554,26 @@
             <w:r>
               <w:rPr>
                 <w:rFonts w:ascii="Sarabun" w:eastAsia="Sarabun" w:hAnsi="Sarabun" w:cs="Sarabun"/>
+                <w:b/>
+                <w:bCs/>
+                <w:sz w:val="20"/>
+                <w:szCs w:val="20"/>
+              </w:rPr>
+              <w:br/>
+            </w:r>
+            <w:r>
+              <w:rPr>
+                <w:rFonts w:ascii="Sarabun" w:eastAsia="Sarabun" w:hAnsi="Sarabun" w:cs="Sarabun"/>
+                <w:b/>
+                <w:bCs/>
+                <w:sz w:val="20"/>
+                <w:szCs w:val="20"/>
+              </w:rPr>
+              <w:br/>
+            </w:r>
+            <w:r>
+              <w:rPr>
+                <w:rFonts w:ascii="Sarabun" w:eastAsia="Sarabun" w:hAnsi="Sarabun" w:cs="Sarabun"/>
                 <w:sz w:val="20"/>
                 <w:szCs w:val="20"/>
               </w:rPr>
@@ -2498,6 +2656,22 @@
                 <w:szCs w:val="20"/>
               </w:rPr>
               <w:t>: กระบวนการออกแบบสถาปัตยกรรม, แนวคิด Attribute-Driven Design, การเลือก Style/Pattern จาก Drivers และ Scenario</w:t>
+            </w:r>
+            <w:r>
+              <w:rPr>
+                <w:rFonts w:ascii="Sarabun" w:eastAsia="Sarabun" w:hAnsi="Sarabun" w:cs="Sarabun"/>
+                <w:sz w:val="20"/>
+                <w:szCs w:val="20"/>
+              </w:rPr>
+              <w:br/>
+            </w:r>
+            <w:r>
+              <w:rPr>
+                <w:rFonts w:ascii="Sarabun" w:eastAsia="Sarabun" w:hAnsi="Sarabun" w:cs="Sarabun"/>
+                <w:sz w:val="20"/>
+                <w:szCs w:val="20"/>
+              </w:rPr>
+              <w:br/>
             </w:r>
             <w:r>
               <w:rPr>
@@ -2664,10 +2838,46 @@
             <w:r>
               <w:rPr>
                 <w:rFonts w:ascii="Sarabun" w:eastAsia="Sarabun" w:hAnsi="Sarabun" w:cs="Sarabun"/>
-                <w:sz w:val="20"/>
-                <w:szCs w:val="20"/>
-              </w:rPr>
-              <w:t>วัตถุประสงค์: ให้นักศึกษารู้จักแนวคิด Cloud Service Models (IaaS/PaaS/SaaS), Deployment Models, Container &amp; Orchestrator และวางภาพ Deployment ระดับเบื้องต้นได้</w:t>
+                <w:b/>
+                <w:bCs/>
+                <w:sz w:val="20"/>
+                <w:szCs w:val="20"/>
+              </w:rPr>
+              <w:br/>
+            </w:r>
+            <w:r>
+              <w:rPr>
+                <w:rFonts w:ascii="Sarabun" w:eastAsia="Sarabun" w:hAnsi="Sarabun" w:cs="Sarabun"/>
+                <w:b/>
+                <w:bCs/>
+                <w:sz w:val="20"/>
+                <w:szCs w:val="20"/>
+              </w:rPr>
+              <w:br/>
+            </w:r>
+            <w:r>
+              <w:rPr>
+                <w:rFonts w:ascii="Sarabun" w:eastAsia="Sarabun" w:hAnsi="Sarabun" w:cs="Sarabun"/>
+                <w:sz w:val="20"/>
+                <w:szCs w:val="20"/>
+              </w:rPr>
+              <w:t xml:space="preserve">วัตถุประสงค์: </w:t>
+            </w:r>
+            <w:r>
+              <w:rPr>
+                <w:rFonts w:ascii="Sarabun" w:eastAsia="Sarabun" w:hAnsi="Sarabun" w:cs="Sarabun"/>
+                <w:sz w:val="20"/>
+                <w:szCs w:val="20"/>
+              </w:rPr>
+              <w:br/>
+            </w:r>
+            <w:r>
+              <w:rPr>
+                <w:rFonts w:ascii="Sarabun" w:eastAsia="Sarabun" w:hAnsi="Sarabun" w:cs="Sarabun"/>
+                <w:sz w:val="20"/>
+                <w:szCs w:val="20"/>
+              </w:rPr>
+              <w:t>ให้นักศึกษารู้จักแนวคิด Cloud Service Models (IaaS/PaaS/SaaS), Deployment Models, Container &amp; Orchestrator และวางภาพ Deployment ระดับเบื้องต้นได้</w:t>
             </w:r>
           </w:p>
         </w:tc>
@@ -2746,6 +2956,22 @@
                 <w:szCs w:val="20"/>
               </w:rPr>
               <w:t>: Cloud Fundamentals, 12-Factor App (ระดับแนวคิด), Containers &amp; Orchestration (Docker, Kubernetes – overview), Basic Deployment Topologies (Single Server, Auto-Scaling Group, Managed DB ฯลฯ)</w:t>
+            </w:r>
+            <w:r>
+              <w:rPr>
+                <w:rFonts w:ascii="Sarabun" w:eastAsia="Sarabun" w:hAnsi="Sarabun" w:cs="Sarabun"/>
+                <w:sz w:val="20"/>
+                <w:szCs w:val="20"/>
+              </w:rPr>
+              <w:br/>
+            </w:r>
+            <w:r>
+              <w:rPr>
+                <w:rFonts w:ascii="Sarabun" w:eastAsia="Sarabun" w:hAnsi="Sarabun" w:cs="Sarabun"/>
+                <w:sz w:val="20"/>
+                <w:szCs w:val="20"/>
+              </w:rPr>
+              <w:br/>
             </w:r>
             <w:r>
               <w:rPr>
@@ -3131,6 +3357,26 @@
             <w:r>
               <w:rPr>
                 <w:rFonts w:ascii="Sarabun" w:eastAsia="Sarabun" w:hAnsi="Sarabun" w:cs="Sarabun"/>
+                <w:b/>
+                <w:bCs/>
+                <w:sz w:val="20"/>
+                <w:szCs w:val="20"/>
+              </w:rPr>
+              <w:br/>
+            </w:r>
+            <w:r>
+              <w:rPr>
+                <w:rFonts w:ascii="Sarabun" w:eastAsia="Sarabun" w:hAnsi="Sarabun" w:cs="Sarabun"/>
+                <w:b/>
+                <w:bCs/>
+                <w:sz w:val="20"/>
+                <w:szCs w:val="20"/>
+              </w:rPr>
+              <w:br/>
+            </w:r>
+            <w:r>
+              <w:rPr>
+                <w:rFonts w:ascii="Sarabun" w:eastAsia="Sarabun" w:hAnsi="Sarabun" w:cs="Sarabun"/>
                 <w:sz w:val="20"/>
                 <w:szCs w:val="20"/>
               </w:rPr>
@@ -3213,6 +3459,22 @@
                 <w:szCs w:val="20"/>
               </w:rPr>
               <w:t>: Mobile Architecture Patterns (Online-Only vs Offline-First), Sync Strategies, BFF Pattern, Push Notification Flow, Edge Caching (พื้นฐาน)</w:t>
+            </w:r>
+            <w:r>
+              <w:rPr>
+                <w:rFonts w:ascii="Sarabun" w:eastAsia="Sarabun" w:hAnsi="Sarabun" w:cs="Sarabun"/>
+                <w:sz w:val="20"/>
+                <w:szCs w:val="20"/>
+              </w:rPr>
+              <w:br/>
+            </w:r>
+            <w:r>
+              <w:rPr>
+                <w:rFonts w:ascii="Sarabun" w:eastAsia="Sarabun" w:hAnsi="Sarabun" w:cs="Sarabun"/>
+                <w:sz w:val="20"/>
+                <w:szCs w:val="20"/>
+              </w:rPr>
+              <w:br/>
             </w:r>
             <w:r>
               <w:rPr>
@@ -3378,6 +3640,26 @@
             <w:r>
               <w:rPr>
                 <w:rFonts w:ascii="Sarabun" w:eastAsia="Sarabun" w:hAnsi="Sarabun" w:cs="Sarabun"/>
+                <w:b/>
+                <w:bCs/>
+                <w:sz w:val="20"/>
+                <w:szCs w:val="20"/>
+              </w:rPr>
+              <w:br/>
+            </w:r>
+            <w:r>
+              <w:rPr>
+                <w:rFonts w:ascii="Sarabun" w:eastAsia="Sarabun" w:hAnsi="Sarabun" w:cs="Sarabun"/>
+                <w:b/>
+                <w:bCs/>
+                <w:sz w:val="20"/>
+                <w:szCs w:val="20"/>
+              </w:rPr>
+              <w:br/>
+            </w:r>
+            <w:r>
+              <w:rPr>
+                <w:rFonts w:ascii="Sarabun" w:eastAsia="Sarabun" w:hAnsi="Sarabun" w:cs="Sarabun"/>
                 <w:sz w:val="20"/>
                 <w:szCs w:val="20"/>
               </w:rPr>
@@ -3464,6 +3746,22 @@
             <w:r>
               <w:rPr>
                 <w:rFonts w:ascii="Sarabun" w:eastAsia="Sarabun" w:hAnsi="Sarabun" w:cs="Sarabun"/>
+                <w:sz w:val="20"/>
+                <w:szCs w:val="20"/>
+              </w:rPr>
+              <w:br/>
+            </w:r>
+            <w:r>
+              <w:rPr>
+                <w:rFonts w:ascii="Sarabun" w:eastAsia="Sarabun" w:hAnsi="Sarabun" w:cs="Sarabun"/>
+                <w:sz w:val="20"/>
+                <w:szCs w:val="20"/>
+              </w:rPr>
+              <w:br/>
+            </w:r>
+            <w:r>
+              <w:rPr>
+                <w:rFonts w:ascii="Sarabun" w:eastAsia="Sarabun" w:hAnsi="Sarabun" w:cs="Sarabun"/>
                 <w:b/>
                 <w:bCs/>
                 <w:sz w:val="20"/>
@@ -3477,7 +3775,16 @@
                 <w:sz w:val="20"/>
                 <w:szCs w:val="20"/>
               </w:rPr>
-              <w:t>: Workshop ออกแบบ Logical Data Flow และ Integration Diagram สำหรับ Task Board System ที่ต้องเชื่อมกับบริการอื่น (เช่น ระบบบัญชี/ระบบแจ้งเตือน); วิเคราะห์คอขวดด้าน Data และประเมิน Load คร่าว ๆ จากจำนวนผู้ใช้/Task</w:t>
+              <w:t xml:space="preserve">: Workshop ออกแบบ Logical Data Flow และ Integration Diagram สำหรับ Task Board System ที่ต้องเชื่อมกับบริการอื่น (เช่น ระบบบัญชี/ระบบแจ้งเตือน); วิเคราะห์คอขวดด้าน Data และประเมิน Load </w:t>
+            </w:r>
+            <w:r>
+              <w:rPr>
+                <w:rFonts w:ascii="Sarabun" w:eastAsia="Sarabun" w:hAnsi="Sarabun" w:cs="Sarabun"/>
+                <w:sz w:val="20"/>
+                <w:szCs w:val="20"/>
+              </w:rPr>
+              <w:lastRenderedPageBreak/>
+              <w:t>คร่าว ๆ จากจำนวนผู้ใช้/Task</w:t>
             </w:r>
           </w:p>
         </w:tc>
@@ -3511,6 +3818,7 @@
                 <w:sz w:val="20"/>
                 <w:szCs w:val="20"/>
               </w:rPr>
+              <w:lastRenderedPageBreak/>
               <w:t>CLO2, CLO3, CLO6, CLO7, CLO13</w:t>
             </w:r>
           </w:p>
@@ -3584,7 +3892,6 @@
                 <w:sz w:val="20"/>
                 <w:szCs w:val="20"/>
               </w:rPr>
-              <w:lastRenderedPageBreak/>
               <w:t>11</w:t>
             </w:r>
           </w:p>
@@ -3622,6 +3929,16 @@
                 <w:szCs w:val="20"/>
               </w:rPr>
               <w:t>Architecture Evaluation &amp; Technical Debt</w:t>
+            </w:r>
+            <w:r>
+              <w:rPr>
+                <w:rFonts w:ascii="Sarabun" w:eastAsia="Sarabun" w:hAnsi="Sarabun" w:cs="Sarabun"/>
+                <w:b/>
+                <w:bCs/>
+                <w:sz w:val="20"/>
+                <w:szCs w:val="20"/>
+              </w:rPr>
+              <w:br/>
             </w:r>
             <w:r>
               <w:rPr>
@@ -3874,6 +4191,26 @@
             <w:r>
               <w:rPr>
                 <w:rFonts w:ascii="Sarabun" w:eastAsia="Sarabun" w:hAnsi="Sarabun" w:cs="Sarabun"/>
+                <w:b/>
+                <w:bCs/>
+                <w:sz w:val="20"/>
+                <w:szCs w:val="20"/>
+              </w:rPr>
+              <w:br/>
+            </w:r>
+            <w:r>
+              <w:rPr>
+                <w:rFonts w:ascii="Sarabun" w:eastAsia="Sarabun" w:hAnsi="Sarabun" w:cs="Sarabun"/>
+                <w:b/>
+                <w:bCs/>
+                <w:sz w:val="20"/>
+                <w:szCs w:val="20"/>
+              </w:rPr>
+              <w:br/>
+            </w:r>
+            <w:r>
+              <w:rPr>
+                <w:rFonts w:ascii="Sarabun" w:eastAsia="Sarabun" w:hAnsi="Sarabun" w:cs="Sarabun"/>
                 <w:sz w:val="20"/>
                 <w:szCs w:val="20"/>
               </w:rPr>
@@ -3956,6 +4293,22 @@
                 <w:szCs w:val="20"/>
               </w:rPr>
               <w:t>: Threat Modeling เบื้องต้น (STRIDE แบบง่าย), Security Architecture Components (Auth Service, Token, API Gateway, WAF), หลักการ Zero-Trust แบบ high-level</w:t>
+            </w:r>
+            <w:r>
+              <w:rPr>
+                <w:rFonts w:ascii="Sarabun" w:eastAsia="Sarabun" w:hAnsi="Sarabun" w:cs="Sarabun"/>
+                <w:sz w:val="20"/>
+                <w:szCs w:val="20"/>
+              </w:rPr>
+              <w:br/>
+            </w:r>
+            <w:r>
+              <w:rPr>
+                <w:rFonts w:ascii="Sarabun" w:eastAsia="Sarabun" w:hAnsi="Sarabun" w:cs="Sarabun"/>
+                <w:sz w:val="20"/>
+                <w:szCs w:val="20"/>
+              </w:rPr>
+              <w:br/>
             </w:r>
             <w:r>
               <w:rPr>
@@ -4122,6 +4475,26 @@
             <w:r>
               <w:rPr>
                 <w:rFonts w:ascii="Sarabun" w:eastAsia="Sarabun" w:hAnsi="Sarabun" w:cs="Sarabun"/>
+                <w:b/>
+                <w:bCs/>
+                <w:sz w:val="20"/>
+                <w:szCs w:val="20"/>
+              </w:rPr>
+              <w:br/>
+            </w:r>
+            <w:r>
+              <w:rPr>
+                <w:rFonts w:ascii="Sarabun" w:eastAsia="Sarabun" w:hAnsi="Sarabun" w:cs="Sarabun"/>
+                <w:b/>
+                <w:bCs/>
+                <w:sz w:val="20"/>
+                <w:szCs w:val="20"/>
+              </w:rPr>
+              <w:br/>
+            </w:r>
+            <w:r>
+              <w:rPr>
+                <w:rFonts w:ascii="Sarabun" w:eastAsia="Sarabun" w:hAnsi="Sarabun" w:cs="Sarabun"/>
                 <w:sz w:val="20"/>
                 <w:szCs w:val="20"/>
               </w:rPr>
@@ -4204,6 +4577,22 @@
                 <w:szCs w:val="20"/>
               </w:rPr>
               <w:t>: DevOps Overview, CI/CD Pipeline Components, Observability (Logs, Metrics, Traces), Basic SLO/SLI, Blue-Green/Canary Deployments แนวคิด</w:t>
+            </w:r>
+            <w:r>
+              <w:rPr>
+                <w:rFonts w:ascii="Sarabun" w:eastAsia="Sarabun" w:hAnsi="Sarabun" w:cs="Sarabun"/>
+                <w:sz w:val="20"/>
+                <w:szCs w:val="20"/>
+              </w:rPr>
+              <w:br/>
+            </w:r>
+            <w:r>
+              <w:rPr>
+                <w:rFonts w:ascii="Sarabun" w:eastAsia="Sarabun" w:hAnsi="Sarabun" w:cs="Sarabun"/>
+                <w:sz w:val="20"/>
+                <w:szCs w:val="20"/>
+              </w:rPr>
+              <w:br/>
             </w:r>
             <w:r>
               <w:rPr>
@@ -4369,6 +4758,26 @@
             <w:r>
               <w:rPr>
                 <w:rFonts w:ascii="Sarabun" w:eastAsia="Sarabun" w:hAnsi="Sarabun" w:cs="Sarabun"/>
+                <w:b/>
+                <w:bCs/>
+                <w:sz w:val="20"/>
+                <w:szCs w:val="20"/>
+              </w:rPr>
+              <w:br/>
+            </w:r>
+            <w:r>
+              <w:rPr>
+                <w:rFonts w:ascii="Sarabun" w:eastAsia="Sarabun" w:hAnsi="Sarabun" w:cs="Sarabun"/>
+                <w:b/>
+                <w:bCs/>
+                <w:sz w:val="20"/>
+                <w:szCs w:val="20"/>
+              </w:rPr>
+              <w:br/>
+            </w:r>
+            <w:r>
+              <w:rPr>
+                <w:rFonts w:ascii="Sarabun" w:eastAsia="Sarabun" w:hAnsi="Sarabun" w:cs="Sarabun"/>
                 <w:sz w:val="20"/>
                 <w:szCs w:val="20"/>
               </w:rPr>
@@ -4451,6 +4860,22 @@
                 <w:szCs w:val="20"/>
               </w:rPr>
               <w:t>: แนวทางจัดโครงเอกสาร Software Architecture Document (SAD) และตัวอย่างจากอุตสาหกรรม</w:t>
+            </w:r>
+            <w:r>
+              <w:rPr>
+                <w:rFonts w:ascii="Sarabun" w:eastAsia="Sarabun" w:hAnsi="Sarabun" w:cs="Sarabun"/>
+                <w:sz w:val="20"/>
+                <w:szCs w:val="20"/>
+              </w:rPr>
+              <w:br/>
+            </w:r>
+            <w:r>
+              <w:rPr>
+                <w:rFonts w:ascii="Sarabun" w:eastAsia="Sarabun" w:hAnsi="Sarabun" w:cs="Sarabun"/>
+                <w:sz w:val="20"/>
+                <w:szCs w:val="20"/>
+              </w:rPr>
+              <w:br/>
             </w:r>
             <w:r>
               <w:rPr>
@@ -4617,6 +5042,26 @@
             <w:r>
               <w:rPr>
                 <w:rFonts w:ascii="Sarabun" w:eastAsia="Sarabun" w:hAnsi="Sarabun" w:cs="Sarabun"/>
+                <w:b/>
+                <w:bCs/>
+                <w:sz w:val="20"/>
+                <w:szCs w:val="20"/>
+              </w:rPr>
+              <w:br/>
+            </w:r>
+            <w:r>
+              <w:rPr>
+                <w:rFonts w:ascii="Sarabun" w:eastAsia="Sarabun" w:hAnsi="Sarabun" w:cs="Sarabun"/>
+                <w:b/>
+                <w:bCs/>
+                <w:sz w:val="20"/>
+                <w:szCs w:val="20"/>
+              </w:rPr>
+              <w:br/>
+            </w:r>
+            <w:r>
+              <w:rPr>
+                <w:rFonts w:ascii="Sarabun" w:eastAsia="Sarabun" w:hAnsi="Sarabun" w:cs="Sarabun"/>
                 <w:sz w:val="20"/>
                 <w:szCs w:val="20"/>
               </w:rPr>
@@ -4699,6 +5144,22 @@
                 <w:szCs w:val="20"/>
               </w:rPr>
               <w:t>: ตัวอย่าง section ใน SAD/ADR ที่ดี, แนวทางเขียน Rationale และ Trade-offs ให้ชัดเจน</w:t>
+            </w:r>
+            <w:r>
+              <w:rPr>
+                <w:rFonts w:ascii="Sarabun" w:eastAsia="Sarabun" w:hAnsi="Sarabun" w:cs="Sarabun"/>
+                <w:sz w:val="20"/>
+                <w:szCs w:val="20"/>
+              </w:rPr>
+              <w:br/>
+            </w:r>
+            <w:r>
+              <w:rPr>
+                <w:rFonts w:ascii="Sarabun" w:eastAsia="Sarabun" w:hAnsi="Sarabun" w:cs="Sarabun"/>
+                <w:sz w:val="20"/>
+                <w:szCs w:val="20"/>
+              </w:rPr>
+              <w:br/>
             </w:r>
             <w:r>
               <w:rPr>
@@ -4864,6 +5325,26 @@
             <w:r>
               <w:rPr>
                 <w:rFonts w:ascii="Sarabun" w:eastAsia="Sarabun" w:hAnsi="Sarabun" w:cs="Sarabun"/>
+                <w:b/>
+                <w:bCs/>
+                <w:sz w:val="20"/>
+                <w:szCs w:val="20"/>
+              </w:rPr>
+              <w:br/>
+            </w:r>
+            <w:r>
+              <w:rPr>
+                <w:rFonts w:ascii="Sarabun" w:eastAsia="Sarabun" w:hAnsi="Sarabun" w:cs="Sarabun"/>
+                <w:b/>
+                <w:bCs/>
+                <w:sz w:val="20"/>
+                <w:szCs w:val="20"/>
+              </w:rPr>
+              <w:br/>
+            </w:r>
+            <w:r>
+              <w:rPr>
+                <w:rFonts w:ascii="Sarabun" w:eastAsia="Sarabun" w:hAnsi="Sarabun" w:cs="Sarabun"/>
                 <w:sz w:val="20"/>
                 <w:szCs w:val="20"/>
               </w:rPr>
@@ -4946,6 +5427,22 @@
                 <w:szCs w:val="20"/>
               </w:rPr>
               <w:t>: การนำเสนอ Final Architecture ของแต่ละทีม (10–15 นาที/ทีม + Q&amp;A) ต่อเพื่อนในชั้น/อาจารย์; เน้นการอธิบาย Drivers, Quality Attributes, Architectural Styles ที่เลือกใช้ และ Trade-offs สำคัญ</w:t>
+            </w:r>
+            <w:r>
+              <w:rPr>
+                <w:rFonts w:ascii="Sarabun" w:eastAsia="Sarabun" w:hAnsi="Sarabun" w:cs="Sarabun"/>
+                <w:sz w:val="20"/>
+                <w:szCs w:val="20"/>
+              </w:rPr>
+              <w:br/>
+            </w:r>
+            <w:r>
+              <w:rPr>
+                <w:rFonts w:ascii="Sarabun" w:eastAsia="Sarabun" w:hAnsi="Sarabun" w:cs="Sarabun"/>
+                <w:sz w:val="20"/>
+                <w:szCs w:val="20"/>
+              </w:rPr>
+              <w:br/>
             </w:r>
             <w:r>
               <w:rPr>
@@ -5112,6 +5609,26 @@
             <w:r>
               <w:rPr>
                 <w:rFonts w:ascii="Sarabun" w:eastAsia="Sarabun" w:hAnsi="Sarabun" w:cs="Sarabun"/>
+                <w:b/>
+                <w:bCs/>
+                <w:sz w:val="20"/>
+                <w:szCs w:val="20"/>
+              </w:rPr>
+              <w:br/>
+            </w:r>
+            <w:r>
+              <w:rPr>
+                <w:rFonts w:ascii="Sarabun" w:eastAsia="Sarabun" w:hAnsi="Sarabun" w:cs="Sarabun"/>
+                <w:b/>
+                <w:bCs/>
+                <w:sz w:val="20"/>
+                <w:szCs w:val="20"/>
+              </w:rPr>
+              <w:br/>
+            </w:r>
+            <w:r>
+              <w:rPr>
+                <w:rFonts w:ascii="Sarabun" w:eastAsia="Sarabun" w:hAnsi="Sarabun" w:cs="Sarabun"/>
                 <w:sz w:val="20"/>
                 <w:szCs w:val="20"/>
               </w:rPr>
@@ -5588,8 +6105,8 @@
           <w:noProof/>
         </w:rPr>
         <w:lastRenderedPageBreak/>
-        <w:pict w14:anchorId="5B7AD84F">
-          <v:rect id="_x0000_i1029" alt="" style="width:451.6pt;height:.05pt;mso-width-percent:0;mso-height-percent:0;mso-width-percent:0;mso-height-percent:0" o:hrpct="965" o:hralign="center" o:hrstd="t" o:hr="t" fillcolor="#a0a0a0" stroked="f"/>
+        <w:pict w14:anchorId="2DE07AA6">
+          <v:rect id="_x0000_i1029" alt="" style="width:435.7pt;height:.05pt;mso-width-percent:0;mso-height-percent:0;mso-width-percent:0;mso-height-percent:0" o:hrpct="931" o:hralign="center" o:hrstd="t" o:hr="t" fillcolor="#a0a0a0" stroked="f"/>
         </w:pict>
       </w:r>
     </w:p>
@@ -5819,8 +6336,8 @@
         <w:rPr>
           <w:noProof/>
         </w:rPr>
-        <w:pict w14:anchorId="4C8F5457">
-          <v:rect id="_x0000_i1028" alt="" style="width:451.6pt;height:.05pt;mso-width-percent:0;mso-height-percent:0;mso-width-percent:0;mso-height-percent:0" o:hrpct="965" o:hralign="center" o:hrstd="t" o:hr="t" fillcolor="#a0a0a0" stroked="f"/>
+        <w:pict w14:anchorId="524107DA">
+          <v:rect id="_x0000_i1028" alt="" style="width:435.7pt;height:.05pt;mso-width-percent:0;mso-height-percent:0;mso-width-percent:0;mso-height-percent:0" o:hrpct="931" o:hralign="center" o:hrstd="t" o:hr="t" fillcolor="#a0a0a0" stroked="f"/>
         </w:pict>
       </w:r>
     </w:p>
@@ -6014,8 +6531,8 @@
         <w:rPr>
           <w:noProof/>
         </w:rPr>
-        <w:pict w14:anchorId="263A7D83">
-          <v:rect id="_x0000_i1027" alt="" style="width:451.6pt;height:.05pt;mso-width-percent:0;mso-height-percent:0;mso-width-percent:0;mso-height-percent:0" o:hrpct="965" o:hralign="center" o:hrstd="t" o:hr="t" fillcolor="#a0a0a0" stroked="f"/>
+        <w:pict w14:anchorId="6C80E750">
+          <v:rect id="_x0000_i1027" alt="" style="width:435.7pt;height:.05pt;mso-width-percent:0;mso-height-percent:0;mso-width-percent:0;mso-height-percent:0" o:hrpct="931" o:hralign="center" o:hrstd="t" o:hr="t" fillcolor="#a0a0a0" stroked="f"/>
         </w:pict>
       </w:r>
     </w:p>
@@ -6161,8 +6678,8 @@
           <w:noProof/>
         </w:rPr>
         <w:lastRenderedPageBreak/>
-        <w:pict w14:anchorId="28D75304">
-          <v:rect id="_x0000_i1026" alt="" style="width:451.6pt;height:.05pt;mso-width-percent:0;mso-height-percent:0;mso-width-percent:0;mso-height-percent:0" o:hrpct="965" o:hralign="center" o:hrstd="t" o:hr="t" fillcolor="#a0a0a0" stroked="f"/>
+        <w:pict w14:anchorId="1731B370">
+          <v:rect id="_x0000_i1026" alt="" style="width:435.7pt;height:.05pt;mso-width-percent:0;mso-height-percent:0;mso-width-percent:0;mso-height-percent:0" o:hrpct="931" o:hralign="center" o:hrstd="t" o:hr="t" fillcolor="#a0a0a0" stroked="f"/>
         </w:pict>
       </w:r>
     </w:p>
@@ -6307,8 +6824,8 @@
         <w:rPr>
           <w:noProof/>
         </w:rPr>
-        <w:pict w14:anchorId="1ADBD910">
-          <v:rect id="_x0000_i1025" alt="" style="width:451.6pt;height:.05pt;mso-width-percent:0;mso-height-percent:0;mso-width-percent:0;mso-height-percent:0" o:hrpct="965" o:hralign="center" o:hrstd="t" o:hr="t" fillcolor="#a0a0a0" stroked="f"/>
+        <w:pict w14:anchorId="18B2983B">
+          <v:rect id="_x0000_i1025" alt="" style="width:435.7pt;height:.05pt;mso-width-percent:0;mso-height-percent:0;mso-width-percent:0;mso-height-percent:0" o:hrpct="931" o:hralign="center" o:hrstd="t" o:hr="t" fillcolor="#a0a0a0" stroked="f"/>
         </w:pict>
       </w:r>
     </w:p>
